--- a/arb/docx/42.content.docx
+++ b/arb/docx/42.content.docx
@@ -9,6 +9,8 @@
       </w:pPr>
       <w:r>
         <w:rPr>
+          <w:rtl/>
+          <w:cs/>
           <w:lang w:val="ar_AE" w:bidi="ar_AE"/>
         </w:rPr>
       </w:r>
@@ -20,12 +22,16 @@
       </w:pPr>
       <w:r>
         <w:rPr>
+          <w:rtl/>
+          <w:cs/>
           <w:lang w:val="ar_AE" w:bidi="ar_AE"/>
         </w:rPr>
         <w:t>Resource: Aquifer Open Study Notes (Book Intro Summaries)</w:t>
       </w:r>
       <w:r>
         <w:rPr>
+          <w:rtl/>
+          <w:cs/>
           <w:lang w:val="ar_AE" w:bidi="ar_AE"/>
         </w:rPr>
       </w:r>
@@ -36,12 +42,16 @@
       </w:pPr>
       <w:r>
         <w:rPr>
+          <w:rtl/>
+          <w:cs/>
           <w:lang w:val="ar_AE" w:bidi="ar_AE"/>
         </w:rPr>
       </w:r>
       <w:r>
         <w:rPr>
           <w:b/>
+          <w:rtl/>
+          <w:cs/>
           <w:lang w:val="ar_AE" w:bidi="ar_AE"/>
         </w:rPr>
         <w:t>Aquifer Open Study Notes (Book Intro Summaries)</w:t>
@@ -53,35 +63,47 @@
       </w:pPr>
       <w:r>
         <w:rPr>
+          <w:rtl/>
+          <w:cs/>
           <w:lang w:val="ar_AE" w:bidi="ar_AE"/>
         </w:rPr>
       </w:r>
       <w:r>
         <w:rPr>
+          <w:rtl/>
+          <w:cs/>
           <w:lang w:val="ar_AE" w:bidi="ar_AE"/>
         </w:rPr>
         <w:t xml:space="preserve">This work is an adaptation of </w:t>
       </w:r>
       <w:r>
         <w:rPr>
+          <w:rtl/>
+          <w:cs/>
           <w:lang w:val="ar_AE" w:bidi="ar_AE"/>
         </w:rPr>
         <w:t>Tyndale Open Study Notes</w:t>
       </w:r>
       <w:r>
         <w:rPr>
+          <w:rtl/>
+          <w:cs/>
           <w:lang w:val="ar_AE" w:bidi="ar_AE"/>
         </w:rPr>
         <w:t xml:space="preserve"> © 2023 Tyndale House Publishers, licensed under the CC BY-SA 4.0 license. The adaptation, </w:t>
       </w:r>
       <w:r>
         <w:rPr>
+          <w:rtl/>
+          <w:cs/>
           <w:lang w:val="ar_AE" w:bidi="ar_AE"/>
         </w:rPr>
         <w:t>Aquifer Open Study Notes</w:t>
       </w:r>
       <w:r>
         <w:rPr>
+          <w:rtl/>
+          <w:cs/>
           <w:lang w:val="ar_AE" w:bidi="ar_AE"/>
         </w:rPr>
         <w:t>, was created by Mission Mutual and is also licensed under CC BY-SA 4.0.</w:t>
@@ -93,22 +115,30 @@
       </w:pPr>
       <w:r>
         <w:rPr>
+          <w:rtl/>
+          <w:cs/>
           <w:lang w:val="ar_AE" w:bidi="ar_AE"/>
         </w:rPr>
       </w:r>
       <w:r>
         <w:rPr>
+          <w:rtl/>
+          <w:cs/>
           <w:lang w:val="ar_AE" w:bidi="ar_AE"/>
         </w:rPr>
         <w:t>This resource has been adapted into multiple languages, including English, Tok Pisin, Arabic (عربي), French (Français), Hindi (हिंदी), Indonesian (Bahasa Indonesia), Portuguese (Português), Russian (Русский), Spanish (Español), Swahili (Kiswahili), and Simplified Chinese (简体中文).</w:t>
       </w:r>
       <w:r>
         <w:rPr>
+          <w:rtl/>
+          <w:cs/>
           <w:lang w:val="ar_AE" w:bidi="ar_AE"/>
         </w:rPr>
       </w:r>
       <w:r>
         <w:rPr>
+          <w:rtl/>
+          <w:cs/>
           <w:lang w:val="ar_AE" w:bidi="ar_AE"/>
         </w:rPr>
       </w:r>
@@ -120,6 +150,8 @@
       </w:pPr>
       <w:r>
         <w:rPr>
+          <w:rtl/>
+          <w:cs/>
           <w:lang w:val="ar_AE" w:bidi="ar_AE"/>
         </w:rPr>
         <w:t>Aquifer Open Study Notes (Book Intro Summaries)</w:t>
@@ -149,6 +181,8 @@
       </w:pPr>
       <w:r>
         <w:rPr>
+          <w:rtl/>
+          <w:cs/>
           <w:lang w:val="ar_AE" w:bidi="ar_AE"/>
         </w:rPr>
       </w:r>
@@ -160,12 +194,16 @@
       </w:pPr>
       <w:r>
         <w:rPr>
+          <w:rtl/>
+          <w:cs/>
           <w:lang w:val="ar_AE" w:bidi="ar_AE"/>
         </w:rPr>
         <w:t>LUK</w:t>
       </w:r>
       <w:r>
         <w:rPr>
+          <w:rtl/>
+          <w:cs/>
           <w:lang w:val="ar_AE" w:bidi="ar_AE"/>
         </w:rPr>
       </w:r>
@@ -176,22 +214,30 @@
       </w:pPr>
       <w:r>
         <w:rPr>
+          <w:rtl/>
+          <w:cs/>
           <w:lang w:val="ar_AE" w:bidi="ar_AE"/>
         </w:rPr>
       </w:r>
       <w:r>
         <w:rPr>
+          <w:rtl/>
+          <w:cs/>
           <w:lang w:val="ar_AE" w:bidi="ar_AE"/>
         </w:rPr>
         <w:t xml:space="preserve"> </w:t>
       </w:r>
       <w:r>
         <w:rPr>
+          <w:rtl/>
+          <w:cs/>
           <w:lang w:val="ar_AE" w:bidi="ar_AE"/>
         </w:rPr>
       </w:r>
       <w:r>
         <w:rPr>
+          <w:rtl/>
+          <w:cs/>
           <w:lang w:val="ar_AE" w:bidi="ar_AE"/>
         </w:rPr>
       </w:r>
@@ -217,6 +263,8 @@
       </w:pPr>
       <w:r>
         <w:rPr>
+          <w:rtl/>
+          <w:cs/>
           <w:lang w:val="ar_AE" w:bidi="ar_AE"/>
         </w:rPr>
       </w:r>
@@ -228,12 +276,16 @@
       </w:pPr>
       <w:r>
         <w:rPr>
+          <w:rtl/>
+          <w:cs/>
           <w:lang w:val="ar_AE" w:bidi="ar_AE"/>
         </w:rPr>
         <w:t>إنجيل لوقا</w:t>
       </w:r>
       <w:r>
         <w:rPr>
+          <w:rtl/>
+          <w:cs/>
           <w:lang w:val="ar_AE" w:bidi="ar_AE"/>
         </w:rPr>
       </w:r>
@@ -244,11 +296,15 @@
       </w:pPr>
       <w:r>
         <w:rPr>
+          <w:rtl/>
+          <w:cs/>
           <w:lang w:val="ar_AE" w:bidi="ar_AE"/>
         </w:rPr>
       </w:r>
       <w:r>
         <w:rPr>
+          <w:rtl/>
+          <w:cs/>
           <w:lang w:val="ar_AE" w:bidi="ar_AE"/>
         </w:rPr>
         <w:t>إنجيل لوقا</w:t>
@@ -261,6 +317,8 @@
       </w:pPr>
       <w:r>
         <w:rPr>
+          <w:rtl/>
+          <w:cs/>
           <w:lang w:val="ar_AE" w:bidi="ar_AE"/>
         </w:rPr>
         <w:t>الهدف</w:t>
@@ -272,11 +330,15 @@
       </w:pPr>
       <w:r>
         <w:rPr>
+          <w:rtl/>
+          <w:cs/>
           <w:lang w:val="ar_AE" w:bidi="ar_AE"/>
         </w:rPr>
       </w:r>
       <w:r>
         <w:rPr>
+          <w:rtl/>
+          <w:cs/>
           <w:lang w:val="ar_AE" w:bidi="ar_AE"/>
         </w:rPr>
         <w:t>كتابة رواية تاريخية موثوقة عن حياة الرب يسوع تؤكد حقيقة الرسالة المسيحيَّة</w:t>
@@ -289,6 +351,8 @@
       </w:pPr>
       <w:r>
         <w:rPr>
+          <w:rtl/>
+          <w:cs/>
           <w:lang w:val="ar_AE" w:bidi="ar_AE"/>
         </w:rPr>
         <w:t>الكاتب</w:t>
@@ -300,11 +364,15 @@
       </w:pPr>
       <w:r>
         <w:rPr>
+          <w:rtl/>
+          <w:cs/>
           <w:lang w:val="ar_AE" w:bidi="ar_AE"/>
         </w:rPr>
       </w:r>
       <w:r>
         <w:rPr>
+          <w:rtl/>
+          <w:cs/>
           <w:lang w:val="ar_AE" w:bidi="ar_AE"/>
         </w:rPr>
         <w:t>لوقا، طبيب وأحد رفقاء بولس الرسول</w:t>
@@ -317,6 +385,8 @@
       </w:pPr>
       <w:r>
         <w:rPr>
+          <w:rtl/>
+          <w:cs/>
           <w:lang w:val="ar_AE" w:bidi="ar_AE"/>
         </w:rPr>
         <w:t>الزمن</w:t>
@@ -328,11 +398,15 @@
       </w:pPr>
       <w:r>
         <w:rPr>
+          <w:rtl/>
+          <w:cs/>
           <w:lang w:val="ar_AE" w:bidi="ar_AE"/>
         </w:rPr>
       </w:r>
       <w:r>
         <w:rPr>
+          <w:rtl/>
+          <w:cs/>
           <w:lang w:val="ar_AE" w:bidi="ar_AE"/>
         </w:rPr>
         <w:t>إما تقريبًا بين عام 59–63 بعد الميلاد، أثناء سَجن بولس في روما، وإما نحو عام 70–90 بعد الميلاد، بالاستعانة بإنجيل مرقس مَصدَرًا</w:t>
@@ -345,6 +419,8 @@
       </w:pPr>
       <w:r>
         <w:rPr>
+          <w:rtl/>
+          <w:cs/>
           <w:lang w:val="ar_AE" w:bidi="ar_AE"/>
         </w:rPr>
         <w:t>السياق</w:t>
@@ -356,22 +432,30 @@
       </w:pPr>
       <w:r>
         <w:rPr>
+          <w:rtl/>
+          <w:cs/>
           <w:lang w:val="ar_AE" w:bidi="ar_AE"/>
         </w:rPr>
       </w:r>
       <w:r>
         <w:rPr>
+          <w:rtl/>
+          <w:cs/>
           <w:lang w:val="ar_AE" w:bidi="ar_AE"/>
         </w:rPr>
         <w:t>كُتبَ خلال فترة التوتر المتصاعِد بين اليهود والمسيحيين، وفيه سعى لوقا إلى إثبات أن هؤلاء الذين آمنوا بأن يسوع هو المسيَّا، سواء من اليهود أو الأمم، يشكِّلون شعب الله الجديد.</w:t>
       </w:r>
       <w:r>
         <w:rPr>
+          <w:rtl/>
+          <w:cs/>
           <w:lang w:val="ar_AE" w:bidi="ar_AE"/>
         </w:rPr>
       </w:r>
       <w:r>
         <w:rPr>
+          <w:rtl/>
+          <w:cs/>
           <w:lang w:val="ar_AE" w:bidi="ar_AE"/>
         </w:rPr>
       </w:r>
